--- a/第三章.docx
+++ b/第三章.docx
@@ -97,6 +97,7 @@
       <w:r>
         <w:rPr>
           <w:rFonts w:ascii="Times New Roman" w:eastAsia="標楷體" w:hAnsi="Times New Roman"/>
+          <w:noProof/>
         </w:rPr>
         <w:drawing>
           <wp:inline distT="0" distB="0" distL="0" distR="0" wp14:anchorId="2C3074B9" wp14:editId="7C48083A">
@@ -405,6 +406,7 @@
         </w:rPr>
         <w:t>使用</w:t>
       </w:r>
+      <w:proofErr w:type="spellStart"/>
       <w:r>
         <w:rPr>
           <w:rFonts w:ascii="Times New Roman" w:eastAsia="標楷體" w:hAnsi="Times New Roman"/>
@@ -413,6 +415,7 @@
         </w:rPr>
         <w:t>CoLoGrowth</w:t>
       </w:r>
+      <w:proofErr w:type="spellEnd"/>
       <w:r>
         <w:rPr>
           <w:rFonts w:ascii="Times New Roman" w:eastAsia="標楷體" w:hAnsi="Times New Roman" w:hint="eastAsia"/>
@@ -436,6 +439,14 @@
           <w:sz w:val="28"/>
         </w:rPr>
         <w:t>訊息傳遞紀錄資訊</w:t>
+      </w:r>
+      <w:r>
+        <w:rPr>
+          <w:rFonts w:ascii="Times New Roman" w:eastAsia="標楷體" w:hAnsi="Times New Roman" w:hint="eastAsia"/>
+          <w:color w:val="000000" w:themeColor="text1"/>
+          <w:sz w:val="28"/>
+        </w:rPr>
+        <w:t>及查詢結果</w:t>
       </w:r>
     </w:p>
     <w:p>
@@ -480,6 +491,7 @@
           <w:sz w:val="28"/>
         </w:rPr>
       </w:pPr>
+      <w:proofErr w:type="spellStart"/>
       <w:r>
         <w:rPr>
           <w:rFonts w:ascii="Times New Roman" w:eastAsia="標楷體" w:hAnsi="Times New Roman"/>
@@ -488,6 +500,7 @@
         </w:rPr>
         <w:t>CoLoGrowth</w:t>
       </w:r>
+      <w:proofErr w:type="spellEnd"/>
       <w:r>
         <w:rPr>
           <w:rFonts w:ascii="Times New Roman" w:eastAsia="標楷體" w:hAnsi="Times New Roman"/>
@@ -531,6 +544,14 @@
           <w:sz w:val="28"/>
         </w:rPr>
         <w:t>N8N</w:t>
+      </w:r>
+      <w:r>
+        <w:rPr>
+          <w:rFonts w:ascii="Times New Roman" w:eastAsia="標楷體" w:hAnsi="Times New Roman" w:hint="eastAsia"/>
+          <w:color w:val="000000" w:themeColor="text1"/>
+          <w:sz w:val="28"/>
+        </w:rPr>
+        <w:t>代理人</w:t>
       </w:r>
       <w:r>
         <w:rPr>
@@ -663,44 +684,46 @@
       </w:r>
       <w:r>
         <w:rPr>
+          <w:rFonts w:ascii="Times New Roman" w:eastAsia="標楷體" w:hAnsi="Times New Roman" w:hint="eastAsia"/>
+          <w:color w:val="000000" w:themeColor="text1"/>
+          <w:sz w:val="28"/>
+        </w:rPr>
+        <w:t>MySQL</w:t>
+      </w:r>
+      <w:r>
+        <w:rPr>
+          <w:rFonts w:ascii="Times New Roman" w:eastAsia="標楷體" w:hAnsi="Times New Roman" w:hint="eastAsia"/>
+          <w:color w:val="000000" w:themeColor="text1"/>
+          <w:sz w:val="28"/>
+        </w:rPr>
+        <w:t>，</w:t>
+      </w:r>
+      <w:r>
+        <w:rPr>
+          <w:rFonts w:ascii="Times New Roman" w:eastAsia="標楷體" w:hAnsi="Times New Roman"/>
+          <w:color w:val="000000" w:themeColor="text1"/>
+          <w:sz w:val="28"/>
+        </w:rPr>
+        <w:t>RAG</w:t>
+      </w:r>
+      <w:r>
+        <w:rPr>
+          <w:rFonts w:ascii="Times New Roman" w:eastAsia="標楷體" w:hAnsi="Times New Roman"/>
+          <w:color w:val="000000" w:themeColor="text1"/>
+          <w:sz w:val="28"/>
+        </w:rPr>
+        <w:t>搭配</w:t>
+      </w:r>
+      <w:proofErr w:type="spellStart"/>
+      <w:r>
+        <w:rPr>
           <w:rFonts w:ascii="Times New Roman" w:eastAsia="標楷體" w:hAnsi="Times New Roman"/>
           <w:color w:val="000000" w:themeColor="text1"/>
           <w:sz w:val="28"/>
         </w:rPr>
         <w:t>Supabase</w:t>
       </w:r>
-      <w:r>
-        <w:rPr>
-          <w:rFonts w:ascii="Times New Roman" w:eastAsia="標楷體" w:hAnsi="Times New Roman" w:hint="eastAsia"/>
-          <w:color w:val="000000" w:themeColor="text1"/>
-          <w:sz w:val="28"/>
-        </w:rPr>
-        <w:t>，</w:t>
-      </w:r>
-      <w:r>
-        <w:rPr>
-          <w:rFonts w:ascii="Times New Roman" w:eastAsia="標楷體" w:hAnsi="Times New Roman"/>
-          <w:color w:val="000000" w:themeColor="text1"/>
-          <w:sz w:val="28"/>
-        </w:rPr>
-        <w:t>RAG</w:t>
-      </w:r>
-      <w:r>
-        <w:rPr>
-          <w:rFonts w:ascii="Times New Roman" w:eastAsia="標楷體" w:hAnsi="Times New Roman"/>
-          <w:color w:val="000000" w:themeColor="text1"/>
-          <w:sz w:val="28"/>
-        </w:rPr>
-        <w:t>搭配</w:t>
-      </w:r>
-      <w:r>
-        <w:rPr>
-          <w:rFonts w:ascii="Times New Roman" w:eastAsia="標楷體" w:hAnsi="Times New Roman"/>
-          <w:color w:val="000000" w:themeColor="text1"/>
-          <w:sz w:val="28"/>
-        </w:rPr>
-        <w:t>Supabase</w:t>
-      </w:r>
+      <w:proofErr w:type="spellEnd"/>
       <w:r>
         <w:rPr>
           <w:rFonts w:ascii="Times New Roman" w:eastAsia="標楷體" w:hAnsi="Times New Roman"/>
@@ -1133,14 +1156,34 @@
                 <w:szCs w:val="28"/>
               </w:rPr>
             </w:pPr>
-            <w:r>
-              <w:rPr>
-                <w:rFonts w:ascii="Times New Roman" w:eastAsia="標楷體" w:hAnsi="Times New Roman" w:hint="eastAsia"/>
-                <w:color w:val="000000" w:themeColor="text1"/>
-                <w:sz w:val="28"/>
-                <w:szCs w:val="28"/>
-              </w:rPr>
-              <w:t>Supabase,</w:t>
+            <w:proofErr w:type="spellStart"/>
+            <w:r>
+              <w:rPr>
+                <w:rFonts w:ascii="Times New Roman" w:eastAsia="標楷體" w:hAnsi="Times New Roman" w:hint="eastAsia"/>
+                <w:color w:val="000000" w:themeColor="text1"/>
+                <w:sz w:val="28"/>
+                <w:szCs w:val="28"/>
+              </w:rPr>
+              <w:t>Supabase</w:t>
+            </w:r>
+            <w:proofErr w:type="spellEnd"/>
+            <w:r>
+              <w:rPr>
+                <w:rFonts w:ascii="Times New Roman" w:eastAsia="標楷體" w:hAnsi="Times New Roman" w:hint="eastAsia"/>
+                <w:color w:val="000000" w:themeColor="text1"/>
+                <w:sz w:val="28"/>
+                <w:szCs w:val="28"/>
+              </w:rPr>
+              <w:t>,</w:t>
+            </w:r>
+            <w:r>
+              <w:rPr>
+                <w:rFonts w:ascii="Times New Roman" w:eastAsia="標楷體" w:hAnsi="Times New Roman" w:hint="eastAsia"/>
+                <w:color w:val="000000" w:themeColor="text1"/>
+                <w:sz w:val="28"/>
+                <w:szCs w:val="28"/>
+              </w:rPr>
+              <w:t xml:space="preserve"> </w:t>
             </w:r>
             <w:r>
               <w:rPr>
@@ -2867,6 +2910,7 @@
                 <w:szCs w:val="28"/>
               </w:rPr>
             </w:pPr>
+            <w:proofErr w:type="spellStart"/>
             <w:r>
               <w:rPr>
                 <w:rFonts w:ascii="Times New Roman" w:eastAsia="標楷體" w:hAnsi="Times New Roman" w:hint="eastAsia"/>
@@ -2876,6 +2920,7 @@
               </w:rPr>
               <w:t>Supabase</w:t>
             </w:r>
+            <w:proofErr w:type="spellEnd"/>
           </w:p>
         </w:tc>
       </w:tr>
@@ -3567,6 +3612,7 @@
                 <w:szCs w:val="28"/>
               </w:rPr>
             </w:pPr>
+            <w:proofErr w:type="spellStart"/>
             <w:r>
               <w:rPr>
                 <w:rFonts w:ascii="Times New Roman" w:eastAsia="標楷體" w:hAnsi="Times New Roman"/>
@@ -3576,6 +3622,7 @@
               </w:rPr>
               <w:t>PlantUML</w:t>
             </w:r>
+            <w:proofErr w:type="spellEnd"/>
           </w:p>
         </w:tc>
       </w:tr>
@@ -3664,22 +3711,13 @@
     <w:p>
       <w:pPr>
         <w:rPr>
-          <w:rFonts w:ascii="Times New Roman" w:eastAsia="標楷體" w:hAnsi="Times New Roman"/>
-          <w:sz w:val="32"/>
-          <w:szCs w:val="32"/>
-        </w:rPr>
-        <w:sectPr>
-          <w:pgSz w:w="11906" w:h="16838" w:code="9"/>
-          <w:pgMar w:top="851" w:right="851" w:bottom="851" w:left="851" w:header="567" w:footer="567" w:gutter="0"/>
-          <w:cols w:space="425"/>
-          <w:docGrid w:type="linesAndChars" w:linePitch="360"/>
-        </w:sectPr>
+          <w:rFonts w:hint="eastAsia"/>
+        </w:rPr>
       </w:pPr>
     </w:p>
-    <w:p/>
     <w:sectPr>
       <w:pgSz w:w="11906" w:h="16838"/>
-      <w:pgMar w:top="1440" w:right="1800" w:bottom="1440" w:left="1800" w:header="851" w:footer="992" w:gutter="0"/>
+      <w:pgMar w:top="851" w:right="851" w:bottom="851" w:left="851" w:header="851" w:footer="992" w:gutter="0"/>
       <w:cols w:space="425"/>
       <w:docGrid w:type="lines" w:linePitch="360"/>
     </w:sectPr>
